--- a/问题三 模型与工作流.docx
+++ b/问题三 模型与工作流.docx
@@ -214,7 +214,105 @@
           <w:b w:val="0"/>
           <w:sz w:val="21"/>
         </w:rPr>
-        <w:t>实测（全 365 天、0:00 发布、逐槽 MAE）：附件3 单用 191.7 kW；前 3 天均值 152.7 kW；取 m = 0.4 混合后降到 130.6 kW，为最优。故问题三取 m = 0.4（即 40% 附件3 + 60% 历史外推）。</w:t>
+        <w:t>实测（全 365 天、0:00 发布、逐槽 MAE）：附件3 单用 191.7 kW；前 3 天均值 152.7 kW；取 m = 0.4 混合后降到 130.6 kW。</w:t>
+      </w:r>
+    </w:p>
+    <w:p>
+      <w:pPr>
+        <w:ind w:firstLine="420"/>
+      </w:pPr>
+      <w:r>
+        <w:rPr>
+          <w:rFonts w:ascii="宋体" w:hAnsi="宋体" w:eastAsia="宋体"/>
+          <w:b w:val="0"/>
+          <w:sz w:val="21"/>
+        </w:rPr>
+        <w:t>注意 m 的最终取值是</w:t>
+      </w:r>
+      <w:r>
+        <w:rPr>
+          <w:rFonts w:ascii="宋体" w:hAnsi="宋体" w:eastAsia="宋体"/>
+          <w:b/>
+          <w:sz w:val="21"/>
+        </w:rPr>
+        <w:t>按全年总费用</w:t>
+      </w:r>
+      <w:r>
+        <w:rPr>
+          <w:rFonts w:ascii="宋体" w:hAnsi="宋体" w:eastAsia="宋体"/>
+          <w:b w:val="0"/>
+          <w:sz w:val="21"/>
+        </w:rPr>
+        <w:t>扫描选定的（0.2~0.6 是一个很平坦的平台，见 q3_光伏权重复检.txt），而不是按 MAE 最小。这两件事并不等价——</w:t>
+      </w:r>
+    </w:p>
+    <w:p>
+      <w:pPr>
+        <w:ind w:firstLine="420"/>
+      </w:pPr>
+      <w:r>
+        <w:rPr>
+          <w:rFonts w:ascii="宋体" w:hAnsi="宋体" w:eastAsia="宋体"/>
+          <w:b w:val="0"/>
+          <w:sz w:val="21"/>
+        </w:rPr>
+        <w:t>附件3 的预报精度随发布时刻推后而明显改善（12:00 发布只需预报未来 12 小时），因此逐决策时刻的 MAE 最优权重分别是 0.4 / 0.6 / 0.8 / 0.0。但把它们放进全年模型，费用反而一律变贵（+3.8 万 ~ +6.0 万）：因为光伏预报误差进入费用函数是</w:t>
+      </w:r>
+      <w:r>
+        <w:rPr>
+          <w:rFonts w:ascii="宋体" w:hAnsi="宋体" w:eastAsia="宋体"/>
+          <w:b/>
+          <w:sz w:val="21"/>
+        </w:rPr>
+        <w:t>不对称</w:t>
+      </w:r>
+      <w:r>
+        <w:rPr>
+          <w:rFonts w:ascii="宋体" w:hAnsi="宋体" w:eastAsia="宋体"/>
+          <w:b w:val="0"/>
+          <w:sz w:val="21"/>
+        </w:rPr>
+        <w:t>的——低估光伏只是多买电（代价 π），高估光伏却会造成缺口、按 5π 紧急购电；而提高附件3 权重在 6:00 引入的恰好是</w:t>
+      </w:r>
+      <w:r>
+        <w:rPr>
+          <w:rFonts w:ascii="宋体" w:hAnsi="宋体" w:eastAsia="宋体"/>
+          <w:b/>
+          <w:sz w:val="21"/>
+        </w:rPr>
+        <w:t>高估</w:t>
+      </w:r>
+      <w:r>
+        <w:rPr>
+          <w:rFonts w:ascii="宋体" w:hAnsi="宋体" w:eastAsia="宋体"/>
+          <w:b w:val="0"/>
+          <w:sz w:val="21"/>
+        </w:rPr>
+        <w:t>，紧急购电费因此从 54.5 万涨到 63.0 万，超过了预报改善的收益。</w:t>
+      </w:r>
+    </w:p>
+    <w:p>
+      <w:pPr>
+        <w:spacing w:after="80"/>
+        <w:ind w:left="480"/>
+      </w:pPr>
+      <w:r>
+        <w:rPr>
+          <w:rFonts w:ascii="宋体" w:hAnsi="宋体" w:eastAsia="宋体"/>
+          <w:b/>
+          <w:color w:val="1F497D"/>
+          <w:sz w:val="19"/>
+        </w:rPr>
+        <w:t>注：</w:t>
+      </w:r>
+      <w:r>
+        <w:rPr>
+          <w:rFonts w:ascii="宋体" w:hAnsi="宋体" w:eastAsia="宋体"/>
+          <w:b w:val="0"/>
+          <w:color w:val="1F497D"/>
+          <w:sz w:val="19"/>
+        </w:rPr>
+        <w:t>这正是「预报精度指标 ≠ 决策目标」的一个实例：MAE 对误差的两个方向一视同仁，费用函数却不是。故问题三保持全天统一的 m = 0.4，不按时刻拆分。</w:t>
       </w:r>
     </w:p>
     <w:p>
